--- a/Documentation/JAWS error while reading bottom line of window.docx
+++ b/Documentation/JAWS error while reading bottom line of window.docx
@@ -293,6 +293,29 @@
       <w:r>
         <w:rPr/>
         <w:t>At bottom: A textbox containing the text ”This text is the bottom line of window”</w:t>
+      </w:r>
+    </w:p>
+    <w:p>
+      <w:pPr>
+        <w:pStyle w:val="Normal"/>
+        <w:bidi w:val="0"/>
+        <w:jc w:val="left"/>
+        <w:rPr/>
+      </w:pPr>
+      <w:r>
+        <w:rPr/>
+      </w:r>
+    </w:p>
+    <w:p>
+      <w:pPr>
+        <w:pStyle w:val="Normal"/>
+        <w:bidi w:val="0"/>
+        <w:jc w:val="left"/>
+        <w:rPr/>
+      </w:pPr>
+      <w:r>
+        <w:rPr/>
+        <w:t>It is possible to toggle between these 2 controls by pressing the TAB botton.</w:t>
       </w:r>
     </w:p>
     <w:p>
@@ -511,6 +534,7 @@
       <w:pgNumType w:fmt="decimal"/>
       <w:formProt w:val="false"/>
       <w:textDirection w:val="lrTb"/>
+      <w:docGrid w:type="default" w:linePitch="100" w:charSpace="0"/>
     </w:sectPr>
   </w:body>
 </w:document>
@@ -840,10 +864,17 @@
     <w:qFormat/>
     <w:pPr>
       <w:widowControl w:val="false"/>
+      <w:suppressAutoHyphens w:val="true"/>
       <w:bidi w:val="0"/>
+      <w:spacing w:before="0" w:after="0"/>
+      <w:jc w:val="left"/>
     </w:pPr>
     <w:rPr>
+      <w:rFonts w:ascii="Liberation Serif" w:hAnsi="Liberation Serif" w:eastAsia="Segoe UI" w:cs="Tahoma"/>
+      <w:color w:val="000000"/>
+      <w:kern w:val="0"/>
       <w:sz w:val="24"/>
+      <w:szCs w:val="24"/>
       <w:lang w:val="da-DK" w:eastAsia="zh-CN" w:bidi="hi-IN"/>
     </w:rPr>
   </w:style>
@@ -852,6 +883,64 @@
     <w:qFormat/>
     <w:rPr>
       <w:rFonts w:ascii="OpenSymbol" w:hAnsi="OpenSymbol" w:eastAsia="OpenSymbol" w:cs="OpenSymbol"/>
+    </w:rPr>
+  </w:style>
+  <w:style w:type="paragraph" w:styleId="Overskrift">
+    <w:name w:val="Overskrift"/>
+    <w:basedOn w:val="Normal"/>
+    <w:next w:val="Brdtekst"/>
+    <w:qFormat/>
+    <w:pPr>
+      <w:keepNext w:val="true"/>
+      <w:spacing w:before="240" w:after="120"/>
+    </w:pPr>
+    <w:rPr>
+      <w:rFonts w:ascii="Liberation Sans" w:hAnsi="Liberation Sans" w:eastAsia="Microsoft YaHei" w:cs="Lucida Sans"/>
+      <w:sz w:val="28"/>
+      <w:szCs w:val="28"/>
+    </w:rPr>
+  </w:style>
+  <w:style w:type="paragraph" w:styleId="Brdtekst">
+    <w:name w:val="Body Text"/>
+    <w:basedOn w:val="Normal"/>
+    <w:pPr>
+      <w:spacing w:lineRule="auto" w:line="276" w:before="0" w:after="140"/>
+    </w:pPr>
+    <w:rPr/>
+  </w:style>
+  <w:style w:type="paragraph" w:styleId="Liste">
+    <w:name w:val="List"/>
+    <w:basedOn w:val="Brdtekst"/>
+    <w:pPr/>
+    <w:rPr>
+      <w:rFonts w:cs="Lucida Sans"/>
+    </w:rPr>
+  </w:style>
+  <w:style w:type="paragraph" w:styleId="Billedtekst">
+    <w:name w:val="Caption"/>
+    <w:basedOn w:val="Normal"/>
+    <w:qFormat/>
+    <w:pPr>
+      <w:suppressLineNumbers/>
+      <w:spacing w:before="120" w:after="120"/>
+    </w:pPr>
+    <w:rPr>
+      <w:rFonts w:cs="Lucida Sans"/>
+      <w:i/>
+      <w:iCs/>
+      <w:sz w:val="24"/>
+      <w:szCs w:val="24"/>
+    </w:rPr>
+  </w:style>
+  <w:style w:type="paragraph" w:styleId="Indeks">
+    <w:name w:val="Indeks"/>
+    <w:basedOn w:val="Normal"/>
+    <w:qFormat/>
+    <w:pPr>
+      <w:suppressLineNumbers/>
+    </w:pPr>
+    <w:rPr>
+      <w:rFonts w:cs="Lucida Sans"/>
     </w:rPr>
   </w:style>
   <w:style w:type="paragraph" w:styleId="Sidehovedogsidefod">

--- a/Documentation/JAWS error while reading bottom line of window.docx
+++ b/Documentation/JAWS error while reading bottom line of window.docx
@@ -218,15 +218,31 @@
         <w:pStyle w:val="Normal"/>
         <w:bidi w:val="0"/>
         <w:jc w:val="left"/>
-        <w:rPr/>
-      </w:pPr>
-      <w:r>
-        <w:rPr/>
+        <w:rPr>
+          <w:sz w:val="22"/>
+          <w:szCs w:val="22"/>
+        </w:rPr>
+      </w:pPr>
+      <w:r>
+        <w:rPr>
+          <w:sz w:val="22"/>
+          <w:szCs w:val="22"/>
+        </w:rPr>
         <w:t xml:space="preserve"> …</w:t>
       </w:r>
       <w:r>
-        <w:rPr/>
+        <w:rPr>
+          <w:sz w:val="22"/>
+          <w:szCs w:val="22"/>
+        </w:rPr>
         <w:t>JawsSayBottomLineExperiment\bin\Debug\net6.0-windows</w:t>
+      </w:r>
+      <w:r>
+        <w:rPr>
+          <w:sz w:val="22"/>
+          <w:szCs w:val="22"/>
+        </w:rPr>
+        <w:t>\JawsSayBottomLineExperiment.exe</w:t>
       </w:r>
     </w:p>
     <w:p>
